--- a/docs/pid (1).docx
+++ b/docs/pid (1).docx
@@ -38,10 +38,7 @@
           <w:b/>
           <w:bCs/>
         </w:rPr>
-        <w:t>Let op:</w:t>
-      </w:r>
-      <w:r>
-        <w:t xml:space="preserve"> Dit document is een tijdelijke versie. De definitieve eisen, functionaliteiten en technische keuzes worden vastgesteld na het eerste gesprek met de Product Owner.</w:t>
+        <w:t xml:space="preserve">Let op: Dit document is bijgewerkt na het eerste gesprek met de Product Owner op 23-09-2026 (zie 'Gesprek 1 - Marijn Klink (23-09-2026).md'). Punten die nog open staan, worden in de volgende gesprekken vastgesteld.</w:t>
       </w:r>
     </w:p>
     <w:p>
@@ -231,7 +228,7 @@
           </w:tcPr>
           <w:p>
             <w:r>
-              <w:t>Marlijn</w:t>
+              <w:t xml:space="preserve">Marijn Klink (Ingenieursbureau Klink)</w:t>
             </w:r>
           </w:p>
         </w:tc>
@@ -251,7 +248,7 @@
     </w:tbl>
     <w:p>
       <w:r>
-        <w:t>De overige rollen binnen het developmentteam worden na het eerste gesprek gezamenlijk bepaald.</w:t>
+        <w:t>De overige rollen binnen het developmentteam worden gezamenlijk bepaald (zie 9.1).</w:t>
       </w:r>
     </w:p>
     <w:p>
@@ -297,51 +294,51 @@
           <w:b/>
           <w:bCs/>
         </w:rPr>
-        <w:t>DL-01:</w:t>
-      </w:r>
-      <w:r>
-        <w:t xml:space="preserve"> Het voorlopige doel van de applicatie is om monteurs te ondersteunen bij het plannen en uitvoeren van hun dagelijkse routes.</w:t>
-      </w:r>
-    </w:p>
-    <w:p>
-      <w:r>
-        <w:rPr>
-          <w:b/>
-          <w:bCs/>
-        </w:rPr>
-        <w:t>DL-02:</w:t>
-      </w:r>
-      <w:r>
-        <w:t xml:space="preserve"> De applicatie moet mogelijk helpen bij het overzichtelijk maken van afspraken en locaties van klanten.</w:t>
-      </w:r>
-    </w:p>
-    <w:p>
-      <w:r>
-        <w:rPr>
-          <w:b/>
-          <w:bCs/>
-        </w:rPr>
-        <w:t>DL-03:</w:t>
-      </w:r>
-      <w:r>
-        <w:t xml:space="preserve"> Een mogelijk onderdeel van de applicatie is het automatisch of handmatig bepalen van een efficiënte route langs meerdere klanten.</w:t>
-      </w:r>
-    </w:p>
-    <w:p>
-      <w:r>
-        <w:rPr>
-          <w:b/>
-          <w:bCs/>
-        </w:rPr>
-        <w:t>DL-04:</w:t>
-      </w:r>
-      <w:r>
-        <w:t xml:space="preserve"> Welke informatie en transacties precies nodig zijn, wordt tijdens het eerste gesprek met de Product Owner besproken.</w:t>
-      </w:r>
-    </w:p>
-    <w:p>
-      <w:r>
-        <w:t>Mogelijke informatie die binnen de applicatie gebruikt kan worden:</w:t>
+        <w:t xml:space="preserve">DL-01:</w:t>
+      </w:r>
+      <w:r>
+        <w:t xml:space="preserve"> Het doel van de applicatie is om de planner van Ingenieursbureau Klink te ondersteunen bij het plannen van efficiënte routes voor inspecteurs langs tankstations van klanten zoals Shell, BP en Total.</w:t>
+      </w:r>
+    </w:p>
+    <w:p>
+      <w:r>
+        <w:rPr>
+          <w:b/>
+          <w:bCs/>
+        </w:rPr>
+        <w:t xml:space="preserve">DL-02:</w:t>
+      </w:r>
+      <w:r>
+        <w:t xml:space="preserve"> De applicatie geeft overzicht van inspectieopdrachten, locaties, tanks en de deadlines die de klanten opleggen.</w:t>
+      </w:r>
+    </w:p>
+    <w:p>
+      <w:r>
+        <w:rPr>
+          <w:b/>
+          <w:bCs/>
+        </w:rPr>
+        <w:t xml:space="preserve">DL-03:</w:t>
+      </w:r>
+      <w:r>
+        <w:t xml:space="preserve"> De applicatie doet suggesties voor efficiënte routes; de planner beslist of een route wordt uitgevoerd en kan deze handmatig aanpassen.</w:t>
+      </w:r>
+    </w:p>
+    <w:p>
+      <w:r>
+        <w:rPr>
+          <w:b/>
+          <w:bCs/>
+        </w:rPr>
+        <w:t xml:space="preserve">DL-04:</w:t>
+      </w:r>
+      <w:r>
+        <w:t xml:space="preserve"> De applicatie houdt rekening met de certificaten van inspecteurs (wie welk werk mag doen) en met de tijdsduur van de werkzaamheden per station.</w:t>
+      </w:r>
+    </w:p>
+    <w:p>
+      <w:r>
+        <w:t xml:space="preserve">Informatie die binnen de applicatie gebruikt wordt:</w:t>
       </w:r>
     </w:p>
     <w:p>
@@ -352,7 +349,7 @@
         </w:numPr>
       </w:pPr>
       <w:r>
-        <w:t>Gegevens van klanten.</w:t>
+        <w:t xml:space="preserve">Klanten (maatschappijen zoals Shell, BP en Total).</w:t>
       </w:r>
     </w:p>
     <w:p>
@@ -363,7 +360,7 @@
         </w:numPr>
       </w:pPr>
       <w:r>
-        <w:t>Adressen van klanten.</w:t>
+        <w:t xml:space="preserve">Locaties (tankstations) en het aantal tanks per locatie.</w:t>
       </w:r>
     </w:p>
     <w:p>
@@ -374,7 +371,7 @@
         </w:numPr>
       </w:pPr>
       <w:r>
-        <w:t>Afspraken.</w:t>
+        <w:t xml:space="preserve">Inspectieopdrachten en deadlines.</w:t>
       </w:r>
     </w:p>
     <w:p>
@@ -385,7 +382,7 @@
         </w:numPr>
       </w:pPr>
       <w:r>
-        <w:t>Werkzaamheden.</w:t>
+        <w:t xml:space="preserve">Werkzaamheden/activiteiten met een vaste tijdsduur per type.</w:t>
       </w:r>
     </w:p>
     <w:p>
@@ -396,7 +393,7 @@
         </w:numPr>
       </w:pPr>
       <w:r>
-        <w:t>Monteurs.</w:t>
+        <w:t xml:space="preserve">Inspecteurs en hun certificaten.</w:t>
       </w:r>
     </w:p>
     <w:p>
@@ -423,7 +420,7 @@
     </w:p>
     <w:p>
       <w:r>
-        <w:t>Deze onderdelen zijn voorlopig en kunnen na het gesprek worden aangepast.</w:t>
+        <w:t xml:space="preserve">Welke activiteiten er precies zijn en hoeveel tijd ze kosten, stuurt de Product Owner nog door.</w:t>
       </w:r>
     </w:p>
     <w:p>
@@ -454,46 +451,46 @@
           <w:b/>
           <w:bCs/>
         </w:rPr>
-        <w:t>AA-01:</w:t>
-      </w:r>
-      <w:r>
-        <w:t xml:space="preserve"> De applicatie wordt waarschijnlijk een webapplicatie.</w:t>
-      </w:r>
-    </w:p>
-    <w:p>
-      <w:r>
-        <w:rPr>
-          <w:b/>
-          <w:bCs/>
-        </w:rPr>
-        <w:t>AA-02:</w:t>
-      </w:r>
-      <w:r>
-        <w:t xml:space="preserve"> De applicatie is bedoeld om monteurs en mogelijk planners te ondersteunen bij hun dagelijkse werkzaamheden.</w:t>
-      </w:r>
-    </w:p>
-    <w:p>
-      <w:r>
-        <w:rPr>
-          <w:b/>
-          <w:bCs/>
-        </w:rPr>
-        <w:t>AA-03:</w:t>
-      </w:r>
-      <w:r>
-        <w:t xml:space="preserve"> Een belangrijk mogelijk onderdeel van de applicatie is routeplanning.</w:t>
-      </w:r>
-    </w:p>
-    <w:p>
-      <w:r>
-        <w:rPr>
-          <w:b/>
-          <w:bCs/>
-        </w:rPr>
-        <w:t>AA-04:</w:t>
-      </w:r>
-      <w:r>
-        <w:t xml:space="preserve"> De exacte werking van de applicatie en het onderscheid met bestaande oplossingen wordt na het eerste gesprek bepaald.</w:t>
+        <w:t xml:space="preserve">AA-01:</w:t>
+      </w:r>
+      <w:r>
+        <w:t xml:space="preserve"> De applicatie wordt in de eerste plaats een applicatie voor de computer (webapplicatie), omdat de planner vanaf zijn computer werkt.</w:t>
+      </w:r>
+    </w:p>
+    <w:p>
+      <w:r>
+        <w:rPr>
+          <w:b/>
+          <w:bCs/>
+        </w:rPr>
+        <w:t xml:space="preserve">AA-02:</w:t>
+      </w:r>
+      <w:r>
+        <w:t xml:space="preserve"> De applicatie is bedoeld voor de planner, de bedrijfsleider, de technisch manager, de administratie en de inspecteurs. Klanten krijgen geen account.</w:t>
+      </w:r>
+    </w:p>
+    <w:p>
+      <w:r>
+        <w:rPr>
+          <w:b/>
+          <w:bCs/>
+        </w:rPr>
+        <w:t xml:space="preserve">AA-03:</w:t>
+      </w:r>
+      <w:r>
+        <w:t xml:space="preserve"> Het belangrijkste onderdeel is routeplanning: stations van verschillende klanten die in dezelfde regio liggen zo efficiënt mogelijk op één dag combineren.</w:t>
+      </w:r>
+    </w:p>
+    <w:p>
+      <w:r>
+        <w:rPr>
+          <w:b/>
+          <w:bCs/>
+        </w:rPr>
+        <w:t xml:space="preserve">AA-04:</w:t>
+      </w:r>
+      <w:r>
+        <w:t xml:space="preserve"> Een telefoon-app (met live locatie van inspecteurs en navigatie via Google Maps) is een bonus en wordt alleen gebouwd als er tijd over is.</w:t>
       </w:r>
     </w:p>
     <w:p>
@@ -520,35 +517,35 @@
     </w:p>
     <w:p>
       <w:r>
-        <w:t>De belangrijkste mogelijke gebruikers van de applicatie zijn:</w:t>
-      </w:r>
-    </w:p>
-    <w:p>
-      <w:r>
-        <w:rPr>
-          <w:b/>
-          <w:bCs/>
-        </w:rPr>
-        <w:t>Monteurs</w:t>
-      </w:r>
-    </w:p>
-    <w:p>
-      <w:r>
-        <w:t>Monteurs kunnen de applicatie gebruiken om hun afspraken en routes te bekijken.</w:t>
-      </w:r>
-    </w:p>
-    <w:p>
-      <w:r>
-        <w:rPr>
-          <w:b/>
-          <w:bCs/>
-        </w:rPr>
-        <w:t>Planners</w:t>
-      </w:r>
-    </w:p>
-    <w:p>
-      <w:r>
-        <w:t>Een planner kan mogelijk afspraken en monteurs beheren en routes samenstellen.</w:t>
+        <w:t xml:space="preserve">De gebruikers van de applicatie zijn:</w:t>
+      </w:r>
+    </w:p>
+    <w:p>
+      <w:r>
+        <w:rPr>
+          <w:b/>
+          <w:bCs/>
+        </w:rPr>
+        <w:t xml:space="preserve">Inspecteurs</w:t>
+      </w:r>
+    </w:p>
+    <w:p>
+      <w:r>
+        <w:t xml:space="preserve">Elke inspecteur krijgt een eigen account waarop hij zijn eigen route en opdrachten kan bekijken.</w:t>
+      </w:r>
+    </w:p>
+    <w:p>
+      <w:r>
+        <w:rPr>
+          <w:b/>
+          <w:bCs/>
+        </w:rPr>
+        <w:t xml:space="preserve">Planner</w:t>
+      </w:r>
+    </w:p>
+    <w:p>
+      <w:r>
+        <w:t xml:space="preserve">De planner beheert opdrachten en inspecteurs, laat routes voorstellen en keurt deze goed of past ze aan.</w:t>
       </w:r>
     </w:p>
     <w:p>
@@ -562,12 +559,26 @@
     </w:p>
     <w:p>
       <w:r>
-        <w:t>De bedrijfsleiding kan mogelijk inzicht krijgen in de planning en werkzaamheden.</w:t>
-      </w:r>
-    </w:p>
-    <w:p>
-      <w:r>
-        <w:t>De exacte doelgroepen en rollen worden tijdens het eerste gesprek besproken.</w:t>
+        <w:t xml:space="preserve">De bedrijfsleider heeft inzicht in de planning en krijgt, net als de planner, een melding als een deadline bijna verloopt.</w:t>
+      </w:r>
+    </w:p>
+    <w:p>
+      <w:r>
+        <w:rPr>
+          <w:b/>
+          <w:bCs/>
+        </w:rPr>
+        <w:t xml:space="preserve">Technisch manager en administratie</w:t>
+      </w:r>
+    </w:p>
+    <w:p>
+      <w:r>
+        <w:t xml:space="preserve">Kunnen meekijken in de planning en wijzigingen maken. Van elke wijziging wordt vastgelegd wie wat heeft aangepast.</w:t>
+      </w:r>
+    </w:p>
+    <w:p>
+      <w:r>
+        <w:t xml:space="preserve">Klanten (zoals Shell, BP en Total) krijgen geen account.</w:t>
       </w:r>
     </w:p>
     <w:p>
@@ -813,7 +824,7 @@
     </w:p>
     <w:p>
       <w:r>
-        <w:t>Tijdens het eerste gesprek wordt besproken welke technische eisen en wensen de opdrachtgever heeft.</w:t>
+        <w:t xml:space="preserve">Tijdens het eerste gesprek heeft de opdrachtgever geen specifieke technische eisen genoemd; de keuze ligt bij het team.</w:t>
       </w:r>
     </w:p>
     <w:p>
@@ -882,12 +893,12 @@
     </w:p>
     <w:p>
       <w:r>
-        <w:t>Voorlopig wordt uitgegaan van een webapplicatie waarbij een frontend en backend met elkaar communiceren.</w:t>
-      </w:r>
-    </w:p>
-    <w:p>
-      <w:r>
-        <w:t>De definitieve keuze wordt gemaakt nadat duidelijk is geworden wat Klink precies nodig heeft.</w:t>
+        <w:t xml:space="preserve">Er wordt uitgegaan van een webapplicatie waarbij een frontend en backend met elkaar communiceren.</w:t>
+      </w:r>
+    </w:p>
+    <w:p>
+      <w:r>
+        <w:t xml:space="preserve">De definitieve keuze wordt door het team gemaakt.</w:t>
       </w:r>
     </w:p>
     <w:p>
@@ -941,7 +952,7 @@
         </w:numPr>
       </w:pPr>
       <w:r>
-        <w:t>Vue</w:t>
+        <w:t xml:space="preserve">Vue of Next.js (nog kiezen; de backlog gaat uit van Next.js)</w:t>
       </w:r>
     </w:p>
     <w:p>
@@ -1078,7 +1089,7 @@
     </w:p>
     <w:p>
       <w:r>
-        <w:t>De client is het apparaat waarop de gebruiker de applicatie gebruikt, bijvoorbeeld een computer, tablet of telefoon.</w:t>
+        <w:t xml:space="preserve">De client is de computer van de planner en de andere medewerkers. Een telefoon of tablet is een mogelijke uitbreiding.</w:t>
       </w:r>
     </w:p>
     <w:p>
@@ -1112,7 +1123,7 @@
     </w:p>
     <w:p>
       <w:r>
-        <w:t>De database slaat de gegevens van bijvoorbeeld gebruikers, klanten, afspraken en routes op.</w:t>
+        <w:t xml:space="preserve">De database slaat de gegevens van gebruikers, klanten, locaties, tanks, opdrachten, inspecteurs, certificaten en routes op.</w:t>
       </w:r>
     </w:p>
     <w:p>
@@ -1129,12 +1140,12 @@
     </w:p>
     <w:p>
       <w:r>
-        <w:t>Mogelijk wordt gebruikgemaakt van een externe kaart- of routevoorziening voor het berekenen van routes.</w:t>
-      </w:r>
-    </w:p>
-    <w:p>
-      <w:r>
-        <w:t>Dit wordt nog besproken met de Product Owner.</w:t>
+        <w:t xml:space="preserve">Er wordt gebruikgemaakt van een externe kaart- of routevoorziening. De Product Owner heeft geen voorkeur (Google Maps wordt het meest gebruikt).</w:t>
+      </w:r>
+    </w:p>
+    <w:p>
+      <w:r>
+        <w:t xml:space="preserve">Of er budget is voor een betaalde dienst (bijv. Google Maps API) of dat een gratis dienst (OpenStreetMap/OSRM) gebruikt wordt, wordt nog gevraagd.</w:t>
       </w:r>
     </w:p>
     <w:p>
@@ -1176,12 +1187,7 @@
     </w:p>
     <w:p>
       <w:r>
-        <w:t>De exacte datastructuur is nog niet bekend.</w:t>
-      </w:r>
-    </w:p>
-    <w:p>
-      <w:r>
-        <w:t>Mogelijke entiteiten zijn:</w:t>
+        <w:t xml:space="preserve">Na het eerste gesprek zijn de volgende entiteiten bepaald (zie ook Project11_database_schema.mermaid):</w:t>
       </w:r>
     </w:p>
     <w:p>
@@ -1192,7 +1198,7 @@
         </w:numPr>
       </w:pPr>
       <w:r>
-        <w:t>Gebruiker</w:t>
+        <w:t xml:space="preserve">Gebruiker (met rol: planner, bedrijfsleider, technisch manager, administratie, inspecteur)</w:t>
       </w:r>
     </w:p>
     <w:p>
@@ -1203,7 +1209,7 @@
         </w:numPr>
       </w:pPr>
       <w:r>
-        <w:t>Monteur</w:t>
+        <w:t xml:space="preserve">Inspecteur</w:t>
       </w:r>
     </w:p>
     <w:p>
@@ -1214,7 +1220,7 @@
         </w:numPr>
       </w:pPr>
       <w:r>
-        <w:t>Klant</w:t>
+        <w:t xml:space="preserve">Certificaat</w:t>
       </w:r>
     </w:p>
     <w:p>
@@ -1225,7 +1231,7 @@
         </w:numPr>
       </w:pPr>
       <w:r>
-        <w:t>Adres</w:t>
+        <w:t xml:space="preserve">Klant</w:t>
       </w:r>
     </w:p>
     <w:p>
@@ -1236,7 +1242,7 @@
         </w:numPr>
       </w:pPr>
       <w:r>
-        <w:t>Afspraak</w:t>
+        <w:t xml:space="preserve">Locatie (tankstation)</w:t>
       </w:r>
     </w:p>
     <w:p>
@@ -1247,7 +1253,7 @@
         </w:numPr>
       </w:pPr>
       <w:r>
-        <w:t>Route</w:t>
+        <w:t xml:space="preserve">Tankinstallatie</w:t>
       </w:r>
     </w:p>
     <w:p>
@@ -1258,17 +1264,61 @@
         </w:numPr>
       </w:pPr>
       <w:r>
-        <w:t>Werkzaamheid</w:t>
-      </w:r>
-    </w:p>
-    <w:p>
-      <w:r>
-        <w:t>Na het eerste gesprek wordt bepaald welke entiteiten daadwerkelijk nodig zijn.</w:t>
-      </w:r>
-    </w:p>
-    <w:p>
-      <w:r>
-        <w:t>Daarna wordt een ERD gemaakt waarin de relaties tussen de verschillende entiteiten worden beschreven.</w:t>
+        <w:t xml:space="preserve">Opdracht</w:t>
+      </w:r>
+    </w:p>
+    <w:p>
+      <w:pPr>
+        <w:numPr>
+          <w:ilvl w:val="0"/>
+          <w:numId w:val="23"/>
+        </w:numPr>
+      </w:pPr>
+      <w:r>
+        <w:t xml:space="preserve">Activiteit (werkzaamheid met vaste tijdsduur)</w:t>
+      </w:r>
+    </w:p>
+    <w:p>
+      <w:pPr>
+        <w:numPr>
+          <w:ilvl w:val="0"/>
+          <w:numId w:val="23"/>
+        </w:numPr>
+      </w:pPr>
+      <w:r>
+        <w:t xml:space="preserve">Route en routestop</w:t>
+      </w:r>
+    </w:p>
+    <w:p>
+      <w:pPr>
+        <w:numPr>
+          <w:ilvl w:val="0"/>
+          <w:numId w:val="23"/>
+        </w:numPr>
+      </w:pPr>
+      <w:r>
+        <w:t xml:space="preserve">Wijzigingslog</w:t>
+      </w:r>
+    </w:p>
+    <w:p>
+      <w:pPr>
+        <w:numPr>
+          <w:ilvl w:val="0"/>
+          <w:numId w:val="23"/>
+        </w:numPr>
+      </w:pPr>
+      <w:r>
+        <w:t xml:space="preserve">Notificatie</w:t>
+      </w:r>
+    </w:p>
+    <w:p>
+      <w:r>
+        <w:t xml:space="preserve">Apparatuur wordt niet opgenomen: elke inspecteur heeft een eigen bus met alle apparatuur.</w:t>
+      </w:r>
+    </w:p>
+    <w:p>
+      <w:r>
+        <w:t xml:space="preserve">Het ERD met de relaties tussen de entiteiten staat in Project11_database_schema.mermaid.</w:t>
       </w:r>
     </w:p>
     <w:p>
@@ -1295,7 +1345,7 @@
     </w:p>
     <w:p>
       <w:r>
-        <w:t>Voorlopig wordt onderzocht of een relationele database, zoals MySQL, geschikt is.</w:t>
+        <w:t xml:space="preserve">Er wordt gekozen voor een relationele database, zoals MySQL.</w:t>
       </w:r>
     </w:p>
     <w:p>
@@ -1311,7 +1361,7 @@
         </w:numPr>
       </w:pPr>
       <w:r>
-        <w:t>Een monteur heeft meerdere afspraken.</w:t>
+        <w:t xml:space="preserve">Een inspecteur heeft meerdere certificaten.</w:t>
       </w:r>
     </w:p>
     <w:p>
@@ -1322,7 +1372,7 @@
         </w:numPr>
       </w:pPr>
       <w:r>
-        <w:t>Een afspraak hoort bij een klant.</w:t>
+        <w:t xml:space="preserve">Een klant heeft meerdere locaties (tankstations).</w:t>
       </w:r>
     </w:p>
     <w:p>
@@ -1333,7 +1383,7 @@
         </w:numPr>
       </w:pPr>
       <w:r>
-        <w:t>Een klant heeft een adres.</w:t>
+        <w:t xml:space="preserve">Een locatie heeft meerdere tanks.</w:t>
       </w:r>
     </w:p>
     <w:p>
@@ -1344,12 +1394,23 @@
         </w:numPr>
       </w:pPr>
       <w:r>
-        <w:t>Een route bevat meerdere afspraken.</w:t>
-      </w:r>
-    </w:p>
-    <w:p>
-      <w:r>
-        <w:t>De definitieve keuze wordt na het eerste gesprek en tijdens de technische uitwerking gemaakt.</w:t>
+        <w:t xml:space="preserve">Een route bevat meerdere opdrachten.</w:t>
+      </w:r>
+    </w:p>
+    <w:p>
+      <w:pPr>
+        <w:numPr>
+          <w:ilvl w:val="0"/>
+          <w:numId w:val="24"/>
+        </w:numPr>
+      </w:pPr>
+      <w:r>
+        <w:t xml:space="preserve">Een opdracht bestaat uit meerdere activiteiten.</w:t>
+      </w:r>
+    </w:p>
+    <w:p>
+      <w:r>
+        <w:t xml:space="preserve">De uitwerking gebeurt tijdens de technische ontwikkeling.</w:t>
       </w:r>
     </w:p>
     <w:p>
@@ -1594,12 +1655,12 @@
     </w:p>
     <w:p>
       <w:r>
-        <w:t>De exacte uitstraling van de applicatie is nog niet vastgesteld.</w:t>
-      </w:r>
-    </w:p>
-    <w:p>
-      <w:r>
-        <w:t>De applicatie moet voorlopig:</w:t>
+        <w:t xml:space="preserve">De applicatie krijgt de huisstijl (bedrijfskleuren) van Klink, gebaseerd op de website van Klink.</w:t>
+      </w:r>
+    </w:p>
+    <w:p>
+      <w:r>
+        <w:t xml:space="preserve">De applicatie moet:</w:t>
       </w:r>
     </w:p>
     <w:p>
@@ -1643,7 +1704,7 @@
         </w:numPr>
       </w:pPr>
       <w:r>
-        <w:t>Geschikt zijn voor gebruik op een telefoon, tablet en computer.</w:t>
+        <w:t xml:space="preserve">In de eerste plaats geschikt zijn voor gebruik op een computer; telefoon en tablet zijn een bonus.</w:t>
       </w:r>
     </w:p>
     <w:p>
@@ -1658,13 +1719,24 @@
       </w:r>
     </w:p>
     <w:p>
-      <w:r>
-        <w:t>Omdat monteurs de applicatie mogelijk onderweg gebruiken, is een eenvoudige interface belangrijk.</w:t>
-      </w:r>
-    </w:p>
-    <w:p>
-      <w:r>
-        <w:t>De definitieve stijl wordt besproken met de Product Owner.</w:t>
+      <w:pPr>
+        <w:numPr>
+          <w:ilvl w:val="0"/>
+          <w:numId w:val="26"/>
+        </w:numPr>
+      </w:pPr>
+      <w:r>
+        <w:t xml:space="preserve">Een donkere en een lichte modus hebben.</w:t>
+      </w:r>
+    </w:p>
+    <w:p>
+      <w:r>
+        <w:t xml:space="preserve">Omdat de planner veel opdrachten tegelijk beheert, moet belangrijke informatie (zoals naderende deadlines) direct zichtbaar zijn.</w:t>
+      </w:r>
+    </w:p>
+    <w:p>
+      <w:r>
+        <w:t xml:space="preserve">De definitieve stijl wordt afgestemd met de Product Owner.</w:t>
       </w:r>
     </w:p>
     <w:p>
@@ -1718,7 +1790,7 @@
         </w:numPr>
       </w:pPr>
       <w:r>
-        <w:t>Afspraken</w:t>
+        <w:t xml:space="preserve">Opdrachten</w:t>
       </w:r>
     </w:p>
     <w:p>
@@ -1740,7 +1812,7 @@
         </w:numPr>
       </w:pPr>
       <w:r>
-        <w:t>Klanten</w:t>
+        <w:t xml:space="preserve">Planning</w:t>
       </w:r>
     </w:p>
     <w:p>
@@ -1751,7 +1823,7 @@
         </w:numPr>
       </w:pPr>
       <w:r>
-        <w:t>Profiel</w:t>
+        <w:t xml:space="preserve">Inspecteurs</w:t>
       </w:r>
     </w:p>
     <w:p>
@@ -1762,12 +1834,34 @@
         </w:numPr>
       </w:pPr>
       <w:r>
+        <w:t>Klanten</w:t>
+      </w:r>
+    </w:p>
+    <w:p>
+      <w:pPr>
+        <w:numPr>
+          <w:ilvl w:val="0"/>
+          <w:numId w:val="27"/>
+        </w:numPr>
+      </w:pPr>
+      <w:r>
+        <w:t>Profiel</w:t>
+      </w:r>
+    </w:p>
+    <w:p>
+      <w:pPr>
+        <w:numPr>
+          <w:ilvl w:val="0"/>
+          <w:numId w:val="27"/>
+        </w:numPr>
+      </w:pPr>
+      <w:r>
         <w:t>Uitloggen</w:t>
       </w:r>
     </w:p>
     <w:p>
       <w:r>
-        <w:t>Dit is voorlopig en kan na het eerste gesprek veranderen.</w:t>
+        <w:t xml:space="preserve">Dit is voorlopig en kan tijdens het project veranderen.</w:t>
       </w:r>
     </w:p>
     <w:p>
@@ -1856,7 +1950,7 @@
     </w:p>
     <w:p>
       <w:r>
-        <w:t>Afspraak succesvol opgeslagen.</w:t>
+        <w:t xml:space="preserve">Opdracht succesvol opgeslagen.</w:t>
       </w:r>
     </w:p>
     <w:p>
@@ -1977,10 +2071,7 @@
           <w:b/>
           <w:bCs/>
         </w:rPr>
-        <w:t>Contactpersoon Product Owner:</w:t>
-      </w:r>
-      <w:r>
-        <w:t xml:space="preserve"> Nog te bepalen.</w:t>
+        <w:t xml:space="preserve">Contactpersoon Product Owner (Marijn Klink): Nog te bepalen.</w:t>
       </w:r>
     </w:p>
     <w:p>
@@ -2096,6 +2187,11 @@
     </w:p>
     <w:p>
       <w:r>
+        <w:t xml:space="preserve">Contact met de Product Owner: om de week op woensdag om 11:30. Het team stuurt de uitnodiging. De volgende meeting is op woensdag 30-09-2026 om 11:30. Tussentijds mogen vragen altijd gesteld worden.</w:t>
+      </w:r>
+    </w:p>
+    <w:p>
+      <w:r>
         <w:pict w14:anchorId="798E8540">
           <v:rect id="_x0000_i1043" style="width:0;height:1.5pt" o:hralign="center" o:hrstd="t" o:hr="t" fillcolor="#a0a0a0" stroked="f"/>
         </w:pict>
@@ -2227,7 +2323,7 @@
     </w:p>
     <w:p>
       <w:r>
-        <w:t>Na het eerste gesprek worden deze afspraken verder aangevuld en aangepast aan de wensen van de opdrachtgever.</w:t>
+        <w:t xml:space="preserve">Deze afspraken worden tijdens het project verder aangevuld en aangepast aan de wensen van de opdrachtgever.</w:t>
       </w:r>
     </w:p>
     <w:p>
@@ -2249,12 +2345,12 @@
           <w:b/>
           <w:bCs/>
         </w:rPr>
-        <w:t>Openstaande punten na eerste gesprek</w:t>
-      </w:r>
-    </w:p>
-    <w:p>
-      <w:r>
-        <w:t>Na het eerste gesprek moeten in ieder geval de volgende punten worden uitgewerkt:</w:t>
+        <w:t xml:space="preserve">Openstaande punten na het eerste gesprek</w:t>
+      </w:r>
+    </w:p>
+    <w:p>
+      <w:r>
+        <w:t xml:space="preserve">De volgende punten zijn in het eerste gesprek nog niet beantwoord en worden in het volgende gesprek besproken:</w:t>
       </w:r>
     </w:p>
     <w:p>
@@ -2265,7 +2361,7 @@
         </w:numPr>
       </w:pPr>
       <w:r>
-        <w:t>Wat moet de applicatie precies kunnen?</w:t>
+        <w:t xml:space="preserve">Hoe wordt er nu gepland (Excel, agenda, software) en wat gaat er vaak mis?</w:t>
       </w:r>
     </w:p>
     <w:p>
@@ -2276,7 +2372,7 @@
         </w:numPr>
       </w:pPr>
       <w:r>
-        <w:t>Wie gaat de applicatie gebruiken?</w:t>
+        <w:t xml:space="preserve">Starten inspecteurs vanaf kantoor of vanaf huis, en wat zijn hun werktijden?</w:t>
       </w:r>
     </w:p>
     <w:p>
@@ -2287,7 +2383,7 @@
         </w:numPr>
       </w:pPr>
       <w:r>
-        <w:t>Hoe ziet de huidige werkwijze van Klink eruit?</w:t>
+        <w:t xml:space="preserve">Zijn er tijdvensters bij stations (openingstijden, afspraken)?</w:t>
       </w:r>
     </w:p>
     <w:p>
@@ -2298,7 +2394,7 @@
         </w:numPr>
       </w:pPr>
       <w:r>
-        <w:t>Hoe worden afspraken nu gepland?</w:t>
+        <w:t xml:space="preserve">Welke activiteiten zijn er per inspectie en hoeveel tijd kost elke activiteit? (Marijn stuurt dit door)</w:t>
       </w:r>
     </w:p>
     <w:p>
@@ -2309,7 +2405,7 @@
         </w:numPr>
       </w:pPr>
       <w:r>
-        <w:t>Hoe worden routes momenteel gemaakt?</w:t>
+        <w:t xml:space="preserve">Hoe beïnvloedt het aantal tanks de duur van een inspectie?</w:t>
       </w:r>
     </w:p>
     <w:p>
@@ -2320,7 +2416,7 @@
         </w:numPr>
       </w:pPr>
       <w:r>
-        <w:t>Welke problemen ervaren monteurs/planners momenteel?</w:t>
+        <w:t xml:space="preserve">Kunnen we een (geanonimiseerde) export van klant- en locatiegegevens krijgen?</w:t>
       </w:r>
     </w:p>
     <w:p>
@@ -2331,7 +2427,7 @@
         </w:numPr>
       </w:pPr>
       <w:r>
-        <w:t>Moet de route automatisch worden berekend?</w:t>
+        <w:t xml:space="preserve">Moet de applicatie gekoppeld worden aan bestaande systemen?</w:t>
       </w:r>
     </w:p>
     <w:p>
@@ -2342,7 +2438,7 @@
         </w:numPr>
       </w:pPr>
       <w:r>
-        <w:t>Kunnen monteurs zelf afspraken aanpassen?</w:t>
+        <w:t xml:space="preserve">Is er budget voor een betaalde kaartdienst, of liever een gratis dienst (OpenStreetMap)?</w:t>
       </w:r>
     </w:p>
     <w:p>
@@ -2353,7 +2449,7 @@
         </w:numPr>
       </w:pPr>
       <w:r>
-        <w:t>Welke gegevens moeten worden opgeslagen?</w:t>
+        <w:t xml:space="preserve">Hoe en wanneer moeten deadline-notificaties verstuurd worden?</w:t>
       </w:r>
     </w:p>
     <w:p>
@@ -2364,7 +2460,7 @@
         </w:numPr>
       </w:pPr>
       <w:r>
-        <w:t>Is er al een bestaande database of systeem?</w:t>
+        <w:t xml:space="preserve">Wat mogen de verschillende rollen precies wel en niet?</w:t>
       </w:r>
     </w:p>
     <w:p>
@@ -2375,7 +2471,7 @@
         </w:numPr>
       </w:pPr>
       <w:r>
-        <w:t>Moet de applicatie gekoppeld worden aan bestaande systemen?</w:t>
+        <w:t xml:space="preserve">Waar moet de applicatie worden gehost en welke beveiligingseisen zijn er?</w:t>
       </w:r>
     </w:p>
     <w:p>
@@ -2386,7 +2482,7 @@
         </w:numPr>
       </w:pPr>
       <w:r>
-        <w:t>Welke kaart- en routevoorziening moet worden gebruikt?</w:t>
+        <w:t xml:space="preserve">Welke functies moeten in de eerste versie zitten?</w:t>
       </w:r>
     </w:p>
     <w:p>
@@ -2397,51 +2493,7 @@
         </w:numPr>
       </w:pPr>
       <w:r>
-        <w:t>Welke technische eisen heeft Klink?</w:t>
-      </w:r>
-    </w:p>
-    <w:p>
-      <w:pPr>
-        <w:numPr>
-          <w:ilvl w:val="0"/>
-          <w:numId w:val="32"/>
-        </w:numPr>
-      </w:pPr>
-      <w:r>
-        <w:t>Hoe moet de applicatie eruitzien?</w:t>
-      </w:r>
-    </w:p>
-    <w:p>
-      <w:pPr>
-        <w:numPr>
-          <w:ilvl w:val="0"/>
-          <w:numId w:val="32"/>
-        </w:numPr>
-      </w:pPr>
-      <w:r>
-        <w:t>Waar moet de applicatie worden gehost?</w:t>
-      </w:r>
-    </w:p>
-    <w:p>
-      <w:pPr>
-        <w:numPr>
-          <w:ilvl w:val="0"/>
-          <w:numId w:val="32"/>
-        </w:numPr>
-      </w:pPr>
-      <w:r>
-        <w:t>Welke beveiligingseisen zijn er?</w:t>
-      </w:r>
-    </w:p>
-    <w:p>
-      <w:pPr>
-        <w:numPr>
-          <w:ilvl w:val="0"/>
-          <w:numId w:val="32"/>
-        </w:numPr>
-      </w:pPr>
-      <w:r>
-        <w:t>Welke functies moeten in de eerste versie zitten?</w:t>
+        <w:t xml:space="preserve">Wanneer kan de meeloopdag met een inspecteur plaatsvinden?</w:t>
       </w:r>
     </w:p>
     <w:p/>
